--- a/W26-Phil342-site/syllabus-W26-342.docx
+++ b/W26-Phil342-site/syllabus-W26-342.docx
@@ -963,7 +963,7 @@
         <w:t xml:space="preserve">Opinion Pooling</w:t>
       </w:r>
       <w:r>
-        <w:t xml:space="preserve">, Ch. 1 and sections 2.1-2.2.</w:t>
+        <w:t xml:space="preserve">, Ch. 1 and section 2.1.</w:t>
       </w:r>
       <w:r>
         <w:br/>
@@ -1244,7 +1244,7 @@
         <w:t xml:space="preserve">: Linear and Geometric Pooling</w:t>
       </w:r>
       <w:r>
-        <w:t xml:space="preserve"> </w:t>
+        <w:br/>
       </w:r>
       <w:r>
         <w:rPr>
@@ -1267,7 +1267,7 @@
         <w:t xml:space="preserve">Opinion Pooling</w:t>
       </w:r>
       <w:r>
-        <w:t xml:space="preserve">, sections 4.1-4.2.</w:t>
+        <w:t xml:space="preserve">, section 4.1.</w:t>
       </w:r>
       <w:r>
         <w:br/>
@@ -1410,7 +1410,7 @@
         <w:t xml:space="preserve">Opinion Pooling</w:t>
       </w:r>
       <w:r>
-        <w:t xml:space="preserve">, section 4.3</w:t>
+        <w:t xml:space="preserve">, sections 4.2-4.3</w:t>
       </w:r>
     </w:p>
     <w:bookmarkEnd w:id="61"/>

--- a/W26-Phil342-site/syllabus-W26-342.docx
+++ b/W26-Phil342-site/syllabus-W26-342.docx
@@ -1976,19 +1976,6 @@
           <w:t xml:space="preserve">Iterated Prisoner’s Dilemma contains strategies that dominate any evolutionary opponent</w:t>
         </w:r>
       </w:hyperlink>
-      <w:r>
-        <w:br/>
-      </w:r>
-      <w:r>
-        <w:rPr>
-          <w:b/>
-          <w:bCs/>
-        </w:rPr>
-        <w:t xml:space="preserve">Assignment</w:t>
-      </w:r>
-      <w:r>
-        <w:t xml:space="preserve">: Third short assignment due Thursday, March 19 at 5pm.</w:t>
-      </w:r>
     </w:p>
     <w:bookmarkEnd w:id="81"/>
     <w:bookmarkEnd w:id="82"/>
@@ -2122,6 +2109,21 @@
         </w:r>
       </w:hyperlink>
     </w:p>
+    <w:p>
+      <w:pPr>
+        <w:pStyle w:val="BodyText"/>
+      </w:pPr>
+      <w:r>
+        <w:rPr>
+          <w:b/>
+          <w:bCs/>
+        </w:rPr>
+        <w:t xml:space="preserve">Assignment</w:t>
+      </w:r>
+      <w:r>
+        <w:t xml:space="preserve">: Third short assignment due Thursday, March 26 at 5pm.</w:t>
+      </w:r>
+    </w:p>
     <w:bookmarkEnd w:id="87"/>
     <w:bookmarkEnd w:id="88"/>
     <w:bookmarkStart w:id="93" w:name="Xa733ee59e25198623d69d330a796641ed718632"/>
@@ -2289,6 +2291,19 @@
       <w:r>
         <w:t xml:space="preserve">.</w:t>
       </w:r>
+      <w:r>
+        <w:br/>
+      </w:r>
+      <w:r>
+        <w:rPr>
+          <w:b/>
+          <w:bCs/>
+        </w:rPr>
+        <w:t xml:space="preserve">Assignment</w:t>
+      </w:r>
+      <w:r>
+        <w:t xml:space="preserve">: Second part of third short assignment due Thursday, April 02 at 5pm.</w:t>
+      </w:r>
     </w:p>
     <w:bookmarkEnd w:id="92"/>
     <w:bookmarkEnd w:id="93"/>
@@ -2485,19 +2500,6 @@
           <w:t xml:space="preserve">Structural causes of citation gaps</w:t>
         </w:r>
       </w:hyperlink>
-      <w:r>
-        <w:br/>
-      </w:r>
-      <w:r>
-        <w:rPr>
-          <w:b/>
-          <w:bCs/>
-        </w:rPr>
-        <w:t xml:space="preserve">Assignment</w:t>
-      </w:r>
-      <w:r>
-        <w:t xml:space="preserve">: Fourth short assignment due Thursday, April 09 at 5pm.</w:t>
-      </w:r>
     </w:p>
     <w:bookmarkEnd w:id="98"/>
     <w:bookmarkEnd w:id="99"/>
@@ -2674,6 +2676,21 @@
         <w:pStyle w:val="FirstParagraph"/>
       </w:pPr>
       <w:r>
+        <w:rPr>
+          <w:b/>
+          <w:bCs/>
+        </w:rPr>
+        <w:t xml:space="preserve">Assignment</w:t>
+      </w:r>
+      <w:r>
+        <w:t xml:space="preserve">: Fourth short assignment due Thursday, April 16 at 5pm.</w:t>
+      </w:r>
+    </w:p>
+    <w:p>
+      <w:pPr>
+        <w:pStyle w:val="BodyText"/>
+      </w:pPr>
+      <w:r>
         <w:t xml:space="preserve">There will be a revision class on Monday, April 20, with no new material, to go over any questions people have about the final essay.</w:t>
       </w:r>
     </w:p>
@@ -2689,7 +2706,7 @@
         <w:t xml:space="preserve">FINAL ESSAY</w:t>
       </w:r>
       <w:r>
-        <w:t xml:space="preserve">: Due Tuesday, April 21 at 5pm.</w:t>
+        <w:t xml:space="preserve">: Due Thursday, April 23 at 5pm.</w:t>
       </w:r>
     </w:p>
     <w:p>

--- a/W26-Phil342-site/syllabus-W26-342.docx
+++ b/W26-Phil342-site/syllabus-W26-342.docx
@@ -127,7 +127,7 @@
         <w:t xml:space="preserve"> </w:t>
       </w:r>
     </w:p>
-    <w:bookmarkStart w:id="20" w:name="key-points"/>
+    <w:bookmarkStart w:id="9" w:name="key-points"/>
     <w:p>
       <w:pPr>
         <w:pStyle w:val="Heading1"/>
@@ -244,8 +244,8 @@
         <w:t xml:space="preserve">Assessment consists of four short assignments (10% each), two essays (25% each), and discussion section participation (10%)</w:t>
       </w:r>
     </w:p>
-    <w:bookmarkEnd w:id="20"/>
-    <w:bookmarkStart w:id="21" w:name="course-description"/>
+    <w:bookmarkEnd w:id="9"/>
+    <w:bookmarkStart w:id="10" w:name="course-description"/>
     <w:p>
       <w:pPr>
         <w:pStyle w:val="Heading1"/>
@@ -278,8 +278,8 @@
         <w:t xml:space="preserve">The second half looks at the use mathematical and computational models to understand social dynamics. The topics we’ll cover include focal points, signaling in markets, iterated games, and agent-based models of scientific communities and knowledge production.</w:t>
       </w:r>
     </w:p>
-    <w:bookmarkEnd w:id="21"/>
-    <w:bookmarkStart w:id="26" w:name="required-materials"/>
+    <w:bookmarkEnd w:id="10"/>
+    <w:bookmarkStart w:id="15" w:name="required-materials"/>
     <w:p>
       <w:pPr>
         <w:pStyle w:val="Heading1"/>
@@ -310,7 +310,7 @@
       <w:r>
         <w:t xml:space="preserve"> </w:t>
       </w:r>
-      <w:hyperlink r:id="rId22">
+      <w:hyperlink r:id="rId11">
         <w:r>
           <w:rPr>
             <w:rStyle w:val="Hyperlink"/>
@@ -333,7 +333,7 @@
       <w:r>
         <w:t xml:space="preserve"> </w:t>
       </w:r>
-      <w:hyperlink r:id="rId23">
+      <w:hyperlink r:id="rId12">
         <w:r>
           <w:rPr>
             <w:rStyle w:val="Hyperlink"/>
@@ -350,7 +350,7 @@
       <w:r>
         <w:t xml:space="preserve"> </w:t>
       </w:r>
-      <w:hyperlink r:id="rId24">
+      <w:hyperlink r:id="rId13">
         <w:r>
           <w:rPr>
             <w:rStyle w:val="Hyperlink"/>
@@ -376,7 +376,7 @@
       <w:r>
         <w:t xml:space="preserve"> </w:t>
       </w:r>
-      <w:hyperlink r:id="rId25">
+      <w:hyperlink r:id="rId14">
         <w:r>
           <w:rPr>
             <w:rStyle w:val="Hyperlink"/>
@@ -385,8 +385,8 @@
         </w:r>
       </w:hyperlink>
     </w:p>
-    <w:bookmarkEnd w:id="26"/>
-    <w:bookmarkStart w:id="27" w:name="course-requirements"/>
+    <w:bookmarkEnd w:id="15"/>
+    <w:bookmarkStart w:id="16" w:name="course-requirements"/>
     <w:p>
       <w:pPr>
         <w:pStyle w:val="Heading1"/>
@@ -431,8 +431,8 @@
         <w:t xml:space="preserve">Lecture participation will not be graded, and we won’t take attendance here. But 10% of the grade is for discussion section participation (and any other assignments the discussion section leader chooses to include).</w:t>
       </w:r>
     </w:p>
-    <w:bookmarkEnd w:id="27"/>
-    <w:bookmarkStart w:id="28" w:name="summary-of-grading-system"/>
+    <w:bookmarkEnd w:id="16"/>
+    <w:bookmarkStart w:id="17" w:name="summary-of-grading-system"/>
     <w:p>
       <w:pPr>
         <w:pStyle w:val="Heading1"/>
@@ -477,8 +477,8 @@
         <w:t xml:space="preserve">Discussion section participation. (10%)</w:t>
       </w:r>
     </w:p>
-    <w:bookmarkEnd w:id="28"/>
-    <w:bookmarkStart w:id="31" w:name="canvas"/>
+    <w:bookmarkEnd w:id="17"/>
+    <w:bookmarkStart w:id="20" w:name="canvas"/>
     <w:p>
       <w:pPr>
         <w:pStyle w:val="Heading1"/>
@@ -497,7 +497,7 @@
       <w:r>
         <w:t xml:space="preserve"> </w:t>
       </w:r>
-      <w:hyperlink r:id="rId29">
+      <w:hyperlink r:id="rId18">
         <w:r>
           <w:rPr>
             <w:rStyle w:val="Hyperlink"/>
@@ -519,7 +519,7 @@
       <w:r>
         <w:t xml:space="preserve"> </w:t>
       </w:r>
-      <w:hyperlink r:id="rId30">
+      <w:hyperlink r:id="rId19">
         <w:r>
           <w:rPr>
             <w:rStyle w:val="Hyperlink"/>
@@ -536,8 +536,8 @@
         <w:br w:type="page"/>
       </w:r>
     </w:p>
-    <w:bookmarkEnd w:id="31"/>
-    <w:bookmarkStart w:id="105" w:name="class-schedule"/>
+    <w:bookmarkEnd w:id="20"/>
+    <w:bookmarkStart w:id="94" w:name="class-schedule"/>
     <w:p>
       <w:pPr>
         <w:pStyle w:val="Heading1"/>
@@ -554,7 +554,7 @@
         <w:t xml:space="preserve">Readings should be done before the scheduled class.</w:t>
       </w:r>
     </w:p>
-    <w:bookmarkStart w:id="33" w:name="week-1-introduction"/>
+    <w:bookmarkStart w:id="22" w:name="week-1-introduction"/>
     <w:p>
       <w:pPr>
         <w:pStyle w:val="Heading2"/>
@@ -563,7 +563,7 @@
         <w:t xml:space="preserve">Week 1: Introduction</w:t>
       </w:r>
     </w:p>
-    <w:bookmarkStart w:id="32" w:name="wednesday-january-07"/>
+    <w:bookmarkStart w:id="21" w:name="wednesday-january-07"/>
     <w:p>
       <w:pPr>
         <w:pStyle w:val="Heading3"/>
@@ -615,9 +615,9 @@
         <w:t xml:space="preserve">: No discussion section this week.</w:t>
       </w:r>
     </w:p>
-    <w:bookmarkEnd w:id="32"/>
-    <w:bookmarkEnd w:id="33"/>
-    <w:bookmarkStart w:id="38" w:name="week-2-voting"/>
+    <w:bookmarkEnd w:id="21"/>
+    <w:bookmarkEnd w:id="22"/>
+    <w:bookmarkStart w:id="27" w:name="week-2-voting"/>
     <w:p>
       <w:pPr>
         <w:pStyle w:val="Heading2"/>
@@ -626,7 +626,7 @@
         <w:t xml:space="preserve">Week 2: Voting</w:t>
       </w:r>
     </w:p>
-    <w:bookmarkStart w:id="35" w:name="monday-january-12"/>
+    <w:bookmarkStart w:id="24" w:name="monday-january-12"/>
     <w:p>
       <w:pPr>
         <w:pStyle w:val="Heading3"/>
@@ -665,7 +665,7 @@
       <w:r>
         <w:t xml:space="preserve"> </w:t>
       </w:r>
-      <w:hyperlink r:id="rId34">
+      <w:hyperlink r:id="rId23">
         <w:r>
           <w:rPr>
             <w:rStyle w:val="Hyperlink"/>
@@ -674,8 +674,8 @@
         </w:r>
       </w:hyperlink>
     </w:p>
-    <w:bookmarkEnd w:id="35"/>
-    <w:bookmarkStart w:id="37" w:name="wednesday-january-14"/>
+    <w:bookmarkEnd w:id="24"/>
+    <w:bookmarkStart w:id="26" w:name="wednesday-january-14"/>
     <w:p>
       <w:pPr>
         <w:pStyle w:val="Heading3"/>
@@ -714,7 +714,7 @@
       <w:r>
         <w:t xml:space="preserve"> </w:t>
       </w:r>
-      <w:hyperlink r:id="rId36">
+      <w:hyperlink r:id="rId25">
         <w:r>
           <w:rPr>
             <w:rStyle w:val="Hyperlink"/>
@@ -723,9 +723,9 @@
         </w:r>
       </w:hyperlink>
     </w:p>
-    <w:bookmarkEnd w:id="37"/>
-    <w:bookmarkEnd w:id="38"/>
-    <w:bookmarkStart w:id="41" w:name="week-3-arrows-theorem"/>
+    <w:bookmarkEnd w:id="26"/>
+    <w:bookmarkEnd w:id="27"/>
+    <w:bookmarkStart w:id="30" w:name="week-3-arrows-theorem"/>
     <w:p>
       <w:pPr>
         <w:pStyle w:val="Heading2"/>
@@ -734,7 +734,7 @@
         <w:t xml:space="preserve">Week 3: Arrow’s Theorem</w:t>
       </w:r>
     </w:p>
-    <w:bookmarkStart w:id="39" w:name="monday-january-19"/>
+    <w:bookmarkStart w:id="28" w:name="monday-january-19"/>
     <w:p>
       <w:pPr>
         <w:pStyle w:val="Heading3"/>
@@ -751,8 +751,8 @@
         <w:t xml:space="preserve">No class for MLK Day</w:t>
       </w:r>
     </w:p>
-    <w:bookmarkEnd w:id="39"/>
-    <w:bookmarkStart w:id="40" w:name="wednesday-january-21"/>
+    <w:bookmarkEnd w:id="28"/>
+    <w:bookmarkStart w:id="29" w:name="wednesday-january-21"/>
     <w:p>
       <w:pPr>
         <w:pStyle w:val="Heading3"/>
@@ -789,9 +789,9 @@
         <w:t xml:space="preserve">: No new reading</w:t>
       </w:r>
     </w:p>
-    <w:bookmarkEnd w:id="40"/>
-    <w:bookmarkEnd w:id="41"/>
-    <w:bookmarkStart w:id="46" w:name="week-4-sens-paradox"/>
+    <w:bookmarkEnd w:id="29"/>
+    <w:bookmarkEnd w:id="30"/>
+    <w:bookmarkStart w:id="35" w:name="week-4-sens-paradox"/>
     <w:p>
       <w:pPr>
         <w:pStyle w:val="Heading2"/>
@@ -800,7 +800,7 @@
         <w:t xml:space="preserve">Week 4: Sen’s Paradox</w:t>
       </w:r>
     </w:p>
-    <w:bookmarkStart w:id="44" w:name="monday-january-26"/>
+    <w:bookmarkStart w:id="33" w:name="monday-january-26"/>
     <w:p>
       <w:pPr>
         <w:pStyle w:val="Heading3"/>
@@ -839,7 +839,7 @@
       <w:r>
         <w:t xml:space="preserve"> </w:t>
       </w:r>
-      <w:hyperlink r:id="rId42">
+      <w:hyperlink r:id="rId31">
         <w:r>
           <w:rPr>
             <w:rStyle w:val="Hyperlink"/>
@@ -863,7 +863,7 @@
       <w:r>
         <w:t xml:space="preserve"> </w:t>
       </w:r>
-      <w:hyperlink r:id="rId43">
+      <w:hyperlink r:id="rId32">
         <w:r>
           <w:rPr>
             <w:rStyle w:val="Hyperlink"/>
@@ -872,8 +872,8 @@
         </w:r>
       </w:hyperlink>
     </w:p>
-    <w:bookmarkEnd w:id="44"/>
-    <w:bookmarkStart w:id="45" w:name="wednesday-january-28"/>
+    <w:bookmarkEnd w:id="33"/>
+    <w:bookmarkStart w:id="34" w:name="wednesday-january-28"/>
     <w:p>
       <w:pPr>
         <w:pStyle w:val="Heading3"/>
@@ -905,9 +905,9 @@
         <w:t xml:space="preserve">: First short assignment due Thursday, January 29 at 5pm.</w:t>
       </w:r>
     </w:p>
-    <w:bookmarkEnd w:id="45"/>
-    <w:bookmarkEnd w:id="46"/>
-    <w:bookmarkStart w:id="54" w:name="week-5-judgment-aggregation"/>
+    <w:bookmarkEnd w:id="34"/>
+    <w:bookmarkEnd w:id="35"/>
+    <w:bookmarkStart w:id="43" w:name="week-5-judgment-aggregation"/>
     <w:p>
       <w:pPr>
         <w:pStyle w:val="Heading2"/>
@@ -916,7 +916,7 @@
         <w:t xml:space="preserve">Week 5: Judgment Aggregation</w:t>
       </w:r>
     </w:p>
-    <w:bookmarkStart w:id="50" w:name="monday-february-02"/>
+    <w:bookmarkStart w:id="39" w:name="monday-february-02"/>
     <w:p>
       <w:pPr>
         <w:pStyle w:val="Heading3"/>
@@ -993,7 +993,7 @@
       <w:r>
         <w:t xml:space="preserve"> </w:t>
       </w:r>
-      <w:hyperlink r:id="rId47">
+      <w:hyperlink r:id="rId36">
         <w:r>
           <w:rPr>
             <w:rStyle w:val="Hyperlink"/>
@@ -1016,7 +1016,7 @@
       <w:r>
         <w:t xml:space="preserve"> </w:t>
       </w:r>
-      <w:hyperlink r:id="rId48">
+      <w:hyperlink r:id="rId37">
         <w:r>
           <w:rPr>
             <w:rStyle w:val="Hyperlink"/>
@@ -1039,7 +1039,7 @@
       <w:r>
         <w:t xml:space="preserve"> </w:t>
       </w:r>
-      <w:hyperlink r:id="rId49">
+      <w:hyperlink r:id="rId38">
         <w:r>
           <w:rPr>
             <w:rStyle w:val="Hyperlink"/>
@@ -1048,8 +1048,8 @@
         </w:r>
       </w:hyperlink>
     </w:p>
-    <w:bookmarkEnd w:id="50"/>
-    <w:bookmarkStart w:id="53" w:name="wednesday-february-04"/>
+    <w:bookmarkEnd w:id="39"/>
+    <w:bookmarkStart w:id="42" w:name="wednesday-february-04"/>
     <w:p>
       <w:pPr>
         <w:pStyle w:val="Heading3"/>
@@ -1126,7 +1126,7 @@
       <w:r>
         <w:t xml:space="preserve"> </w:t>
       </w:r>
-      <w:hyperlink r:id="rId51">
+      <w:hyperlink r:id="rId40">
         <w:r>
           <w:rPr>
             <w:rStyle w:val="Hyperlink"/>
@@ -1149,7 +1149,7 @@
       <w:r>
         <w:t xml:space="preserve"> </w:t>
       </w:r>
-      <w:hyperlink r:id="rId52">
+      <w:hyperlink r:id="rId41">
         <w:r>
           <w:rPr>
             <w:rStyle w:val="Hyperlink"/>
@@ -1158,9 +1158,9 @@
         </w:r>
       </w:hyperlink>
     </w:p>
-    <w:bookmarkEnd w:id="53"/>
-    <w:bookmarkEnd w:id="54"/>
-    <w:bookmarkStart w:id="60" w:name="week-6-constraints-on-aggregation"/>
+    <w:bookmarkEnd w:id="42"/>
+    <w:bookmarkEnd w:id="43"/>
+    <w:bookmarkStart w:id="49" w:name="week-6-constraints-on-aggregation"/>
     <w:p>
       <w:pPr>
         <w:pStyle w:val="Heading2"/>
@@ -1169,7 +1169,7 @@
         <w:t xml:space="preserve">Week 6: Constraints on Aggregation</w:t>
       </w:r>
     </w:p>
-    <w:bookmarkStart w:id="55" w:name="monday-february-09"/>
+    <w:bookmarkStart w:id="44" w:name="monday-february-09"/>
     <w:p>
       <w:pPr>
         <w:pStyle w:val="Heading3"/>
@@ -1219,8 +1219,8 @@
         <w:t xml:space="preserve">, Chapter 3.</w:t>
       </w:r>
     </w:p>
-    <w:bookmarkEnd w:id="55"/>
-    <w:bookmarkStart w:id="59" w:name="wednesday-february-11"/>
+    <w:bookmarkEnd w:id="44"/>
+    <w:bookmarkStart w:id="48" w:name="wednesday-february-11"/>
     <w:p>
       <w:pPr>
         <w:pStyle w:val="Heading3"/>
@@ -1297,7 +1297,7 @@
       <w:r>
         <w:t xml:space="preserve"> </w:t>
       </w:r>
-      <w:hyperlink r:id="rId56">
+      <w:hyperlink r:id="rId45">
         <w:r>
           <w:rPr>
             <w:rStyle w:val="Hyperlink"/>
@@ -1320,7 +1320,7 @@
       <w:r>
         <w:t xml:space="preserve"> </w:t>
       </w:r>
-      <w:hyperlink r:id="rId57">
+      <w:hyperlink r:id="rId46">
         <w:r>
           <w:rPr>
             <w:rStyle w:val="Hyperlink"/>
@@ -1343,7 +1343,7 @@
       <w:r>
         <w:t xml:space="preserve"> </w:t>
       </w:r>
-      <w:hyperlink r:id="rId58">
+      <w:hyperlink r:id="rId47">
         <w:r>
           <w:rPr>
             <w:rStyle w:val="Hyperlink"/>
@@ -1352,9 +1352,9 @@
         </w:r>
       </w:hyperlink>
     </w:p>
-    <w:bookmarkEnd w:id="59"/>
-    <w:bookmarkEnd w:id="60"/>
-    <w:bookmarkStart w:id="65" w:name="week-7-evaluating-the-strategies"/>
+    <w:bookmarkEnd w:id="48"/>
+    <w:bookmarkEnd w:id="49"/>
+    <w:bookmarkStart w:id="54" w:name="week-7-evaluating-the-strategies"/>
     <w:p>
       <w:pPr>
         <w:pStyle w:val="Heading2"/>
@@ -1363,7 +1363,7 @@
         <w:t xml:space="preserve">Week 7: Evaluating the Strategies</w:t>
       </w:r>
     </w:p>
-    <w:bookmarkStart w:id="61" w:name="monday-february-16"/>
+    <w:bookmarkStart w:id="50" w:name="monday-february-16"/>
     <w:p>
       <w:pPr>
         <w:pStyle w:val="Heading3"/>
@@ -1413,8 +1413,8 @@
         <w:t xml:space="preserve">, sections 4.2-4.3</w:t>
       </w:r>
     </w:p>
-    <w:bookmarkEnd w:id="61"/>
-    <w:bookmarkStart w:id="64" w:name="wednesday-february-18"/>
+    <w:bookmarkEnd w:id="50"/>
+    <w:bookmarkStart w:id="53" w:name="wednesday-february-18"/>
     <w:p>
       <w:pPr>
         <w:pStyle w:val="Heading3"/>
@@ -1491,7 +1491,7 @@
       <w:r>
         <w:t xml:space="preserve"> </w:t>
       </w:r>
-      <w:hyperlink r:id="rId62">
+      <w:hyperlink r:id="rId51">
         <w:r>
           <w:rPr>
             <w:rStyle w:val="Hyperlink"/>
@@ -1514,7 +1514,7 @@
       <w:r>
         <w:t xml:space="preserve"> </w:t>
       </w:r>
-      <w:hyperlink r:id="rId63">
+      <w:hyperlink r:id="rId52">
         <w:r>
           <w:rPr>
             <w:rStyle w:val="Hyperlink"/>
@@ -1538,9 +1538,9 @@
         <w:t xml:space="preserve">: Second short assignment due Thursday, February 19 at 5pm.</w:t>
       </w:r>
     </w:p>
-    <w:bookmarkEnd w:id="64"/>
-    <w:bookmarkEnd w:id="65"/>
-    <w:bookmarkStart w:id="72" w:name="week-8-schelling"/>
+    <w:bookmarkEnd w:id="53"/>
+    <w:bookmarkEnd w:id="54"/>
+    <w:bookmarkStart w:id="61" w:name="week-8-schelling"/>
     <w:p>
       <w:pPr>
         <w:pStyle w:val="Heading2"/>
@@ -1549,7 +1549,7 @@
         <w:t xml:space="preserve">Week 8: Schelling</w:t>
       </w:r>
     </w:p>
-    <w:bookmarkStart w:id="68" w:name="monday-february-23"/>
+    <w:bookmarkStart w:id="57" w:name="monday-february-23"/>
     <w:p>
       <w:pPr>
         <w:pStyle w:val="Heading3"/>
@@ -1588,7 +1588,7 @@
       <w:r>
         <w:t xml:space="preserve"> </w:t>
       </w:r>
-      <w:hyperlink r:id="rId66">
+      <w:hyperlink r:id="rId55">
         <w:r>
           <w:rPr>
             <w:rStyle w:val="Hyperlink"/>
@@ -1612,7 +1612,7 @@
       <w:r>
         <w:t xml:space="preserve"> </w:t>
       </w:r>
-      <w:hyperlink r:id="rId67">
+      <w:hyperlink r:id="rId56">
         <w:r>
           <w:rPr>
             <w:rStyle w:val="Hyperlink"/>
@@ -1621,8 +1621,8 @@
         </w:r>
       </w:hyperlink>
     </w:p>
-    <w:bookmarkEnd w:id="68"/>
-    <w:bookmarkStart w:id="71" w:name="wednesday-february-25"/>
+    <w:bookmarkEnd w:id="57"/>
+    <w:bookmarkStart w:id="60" w:name="wednesday-february-25"/>
     <w:p>
       <w:pPr>
         <w:pStyle w:val="Heading3"/>
@@ -1661,7 +1661,7 @@
       <w:r>
         <w:t xml:space="preserve"> </w:t>
       </w:r>
-      <w:hyperlink r:id="rId69">
+      <w:hyperlink r:id="rId58">
         <w:r>
           <w:rPr>
             <w:rStyle w:val="Hyperlink"/>
@@ -1685,7 +1685,7 @@
       <w:r>
         <w:t xml:space="preserve"> </w:t>
       </w:r>
-      <w:hyperlink r:id="rId70">
+      <w:hyperlink r:id="rId59">
         <w:r>
           <w:rPr>
             <w:rStyle w:val="Hyperlink"/>
@@ -1709,9 +1709,9 @@
         <w:t xml:space="preserve">: First essay due Thursday, February 26 at 5pm.</w:t>
       </w:r>
     </w:p>
-    <w:bookmarkEnd w:id="71"/>
-    <w:bookmarkEnd w:id="72"/>
-    <w:bookmarkStart w:id="75" w:name="week-9-game-theory"/>
+    <w:bookmarkEnd w:id="60"/>
+    <w:bookmarkEnd w:id="61"/>
+    <w:bookmarkStart w:id="64" w:name="week-9-game-theory"/>
     <w:p>
       <w:pPr>
         <w:pStyle w:val="Heading2"/>
@@ -1720,7 +1720,7 @@
         <w:t xml:space="preserve">Week 9: Game Theory</w:t>
       </w:r>
     </w:p>
-    <w:bookmarkStart w:id="73" w:name="monday-march-09"/>
+    <w:bookmarkStart w:id="62" w:name="monday-march-09"/>
     <w:p>
       <w:pPr>
         <w:pStyle w:val="Heading3"/>
@@ -1770,8 +1770,8 @@
         <w:t xml:space="preserve">, Chapters 1 and 2</w:t>
       </w:r>
     </w:p>
-    <w:bookmarkEnd w:id="73"/>
-    <w:bookmarkStart w:id="74" w:name="wednesday-march-11"/>
+    <w:bookmarkEnd w:id="62"/>
+    <w:bookmarkStart w:id="63" w:name="wednesday-march-11"/>
     <w:p>
       <w:pPr>
         <w:pStyle w:val="Heading3"/>
@@ -1821,9 +1821,9 @@
         <w:t xml:space="preserve">, Chapters 4 and 5</w:t>
       </w:r>
     </w:p>
-    <w:bookmarkEnd w:id="74"/>
-    <w:bookmarkEnd w:id="75"/>
-    <w:bookmarkStart w:id="82" w:name="week-10-axelrod"/>
+    <w:bookmarkEnd w:id="63"/>
+    <w:bookmarkEnd w:id="64"/>
+    <w:bookmarkStart w:id="71" w:name="week-10-axelrod"/>
     <w:p>
       <w:pPr>
         <w:pStyle w:val="Heading2"/>
@@ -1832,7 +1832,7 @@
         <w:t xml:space="preserve">Week 10: Axelrod</w:t>
       </w:r>
     </w:p>
-    <w:bookmarkStart w:id="78" w:name="monday-march-16"/>
+    <w:bookmarkStart w:id="67" w:name="monday-march-16"/>
     <w:p>
       <w:pPr>
         <w:pStyle w:val="Heading3"/>
@@ -1871,7 +1871,7 @@
       <w:r>
         <w:t xml:space="preserve"> </w:t>
       </w:r>
-      <w:hyperlink r:id="rId76">
+      <w:hyperlink r:id="rId65">
         <w:r>
           <w:rPr>
             <w:rStyle w:val="Hyperlink"/>
@@ -1895,7 +1895,7 @@
       <w:r>
         <w:t xml:space="preserve"> </w:t>
       </w:r>
-      <w:hyperlink r:id="rId77">
+      <w:hyperlink r:id="rId66">
         <w:r>
           <w:rPr>
             <w:rStyle w:val="Hyperlink"/>
@@ -1904,8 +1904,8 @@
         </w:r>
       </w:hyperlink>
     </w:p>
-    <w:bookmarkEnd w:id="78"/>
-    <w:bookmarkStart w:id="81" w:name="wednesday-march-18"/>
+    <w:bookmarkEnd w:id="67"/>
+    <w:bookmarkStart w:id="70" w:name="wednesday-march-18"/>
     <w:p>
       <w:pPr>
         <w:pStyle w:val="Heading3"/>
@@ -1944,7 +1944,7 @@
       <w:r>
         <w:t xml:space="preserve"> </w:t>
       </w:r>
-      <w:hyperlink r:id="rId79">
+      <w:hyperlink r:id="rId68">
         <w:r>
           <w:rPr>
             <w:rStyle w:val="Hyperlink"/>
@@ -1968,7 +1968,7 @@
       <w:r>
         <w:t xml:space="preserve"> </w:t>
       </w:r>
-      <w:hyperlink r:id="rId80">
+      <w:hyperlink r:id="rId69">
         <w:r>
           <w:rPr>
             <w:rStyle w:val="Hyperlink"/>
@@ -1977,9 +1977,9 @@
         </w:r>
       </w:hyperlink>
     </w:p>
-    <w:bookmarkEnd w:id="81"/>
-    <w:bookmarkEnd w:id="82"/>
-    <w:bookmarkStart w:id="88" w:name="week-11-signals"/>
+    <w:bookmarkEnd w:id="70"/>
+    <w:bookmarkEnd w:id="71"/>
+    <w:bookmarkStart w:id="77" w:name="week-11-signals"/>
     <w:p>
       <w:pPr>
         <w:pStyle w:val="Heading2"/>
@@ -1988,7 +1988,7 @@
         <w:t xml:space="preserve">Week 11: Signals</w:t>
       </w:r>
     </w:p>
-    <w:bookmarkStart w:id="84" w:name="monday-march-23"/>
+    <w:bookmarkStart w:id="73" w:name="monday-march-23"/>
     <w:p>
       <w:pPr>
         <w:pStyle w:val="Heading3"/>
@@ -2027,7 +2027,7 @@
       <w:r>
         <w:t xml:space="preserve"> </w:t>
       </w:r>
-      <w:hyperlink r:id="rId83">
+      <w:hyperlink r:id="rId72">
         <w:r>
           <w:rPr>
             <w:rStyle w:val="Hyperlink"/>
@@ -2036,8 +2036,8 @@
         </w:r>
       </w:hyperlink>
     </w:p>
-    <w:bookmarkEnd w:id="84"/>
-    <w:bookmarkStart w:id="87" w:name="wednesday-march-25"/>
+    <w:bookmarkEnd w:id="73"/>
+    <w:bookmarkStart w:id="76" w:name="wednesday-march-25"/>
     <w:p>
       <w:pPr>
         <w:pStyle w:val="Heading3"/>
@@ -2076,7 +2076,7 @@
       <w:r>
         <w:t xml:space="preserve"> </w:t>
       </w:r>
-      <w:hyperlink r:id="rId85">
+      <w:hyperlink r:id="rId74">
         <w:r>
           <w:rPr>
             <w:rStyle w:val="Hyperlink"/>
@@ -2100,7 +2100,7 @@
       <w:r>
         <w:t xml:space="preserve"> </w:t>
       </w:r>
-      <w:hyperlink r:id="rId86">
+      <w:hyperlink r:id="rId75">
         <w:r>
           <w:rPr>
             <w:rStyle w:val="Hyperlink"/>
@@ -2124,9 +2124,9 @@
         <w:t xml:space="preserve">: Third short assignment due Thursday, March 26 at 5pm.</w:t>
       </w:r>
     </w:p>
-    <w:bookmarkEnd w:id="87"/>
-    <w:bookmarkEnd w:id="88"/>
-    <w:bookmarkStart w:id="93" w:name="Xa733ee59e25198623d69d330a796641ed718632"/>
+    <w:bookmarkEnd w:id="76"/>
+    <w:bookmarkEnd w:id="77"/>
+    <w:bookmarkStart w:id="82" w:name="Xa733ee59e25198623d69d330a796641ed718632"/>
     <w:p>
       <w:pPr>
         <w:pStyle w:val="Heading2"/>
@@ -2135,7 +2135,7 @@
         <w:t xml:space="preserve">Week 12: Social Networks and Scientific Knowledge</w:t>
       </w:r>
     </w:p>
-    <w:bookmarkStart w:id="90" w:name="monday-march-30"/>
+    <w:bookmarkStart w:id="79" w:name="monday-march-30"/>
     <w:p>
       <w:pPr>
         <w:pStyle w:val="Heading3"/>
@@ -2205,7 +2205,7 @@
       <w:r>
         <w:t xml:space="preserve"> </w:t>
       </w:r>
-      <w:hyperlink r:id="rId89">
+      <w:hyperlink r:id="rId78">
         <w:r>
           <w:rPr>
             <w:rStyle w:val="Hyperlink"/>
@@ -2214,8 +2214,8 @@
         </w:r>
       </w:hyperlink>
     </w:p>
-    <w:bookmarkEnd w:id="90"/>
-    <w:bookmarkStart w:id="92" w:name="wednesday-april-01"/>
+    <w:bookmarkEnd w:id="79"/>
+    <w:bookmarkStart w:id="81" w:name="wednesday-april-01"/>
     <w:p>
       <w:pPr>
         <w:pStyle w:val="Heading3"/>
@@ -2280,7 +2280,7 @@
       <w:r>
         <w:t xml:space="preserve"> </w:t>
       </w:r>
-      <w:hyperlink r:id="rId91">
+      <w:hyperlink r:id="rId80">
         <w:r>
           <w:rPr>
             <w:rStyle w:val="Hyperlink"/>
@@ -2305,9 +2305,9 @@
         <w:t xml:space="preserve">: Second part of third short assignment due Thursday, April 02 at 5pm.</w:t>
       </w:r>
     </w:p>
-    <w:bookmarkEnd w:id="92"/>
-    <w:bookmarkEnd w:id="93"/>
-    <w:bookmarkStart w:id="99" w:name="week-13-the-credit-economy"/>
+    <w:bookmarkEnd w:id="81"/>
+    <w:bookmarkEnd w:id="82"/>
+    <w:bookmarkStart w:id="88" w:name="week-13-the-credit-economy"/>
     <w:p>
       <w:pPr>
         <w:pStyle w:val="Heading2"/>
@@ -2316,7 +2316,7 @@
         <w:t xml:space="preserve">Week 13: The Credit Economy</w:t>
       </w:r>
     </w:p>
-    <w:bookmarkStart w:id="95" w:name="monday-april-06"/>
+    <w:bookmarkStart w:id="84" w:name="monday-april-06"/>
     <w:p>
       <w:pPr>
         <w:pStyle w:val="Heading3"/>
@@ -2386,7 +2386,7 @@
       <w:r>
         <w:t xml:space="preserve"> </w:t>
       </w:r>
-      <w:hyperlink r:id="rId94">
+      <w:hyperlink r:id="rId83">
         <w:r>
           <w:rPr>
             <w:rStyle w:val="Hyperlink"/>
@@ -2395,8 +2395,8 @@
         </w:r>
       </w:hyperlink>
     </w:p>
-    <w:bookmarkEnd w:id="95"/>
-    <w:bookmarkStart w:id="98" w:name="wednesday-april-08"/>
+    <w:bookmarkEnd w:id="84"/>
+    <w:bookmarkStart w:id="87" w:name="wednesday-april-08"/>
     <w:p>
       <w:pPr>
         <w:pStyle w:val="Heading3"/>
@@ -2466,7 +2466,7 @@
       <w:r>
         <w:t xml:space="preserve"> </w:t>
       </w:r>
-      <w:hyperlink r:id="rId96">
+      <w:hyperlink r:id="rId85">
         <w:r>
           <w:rPr>
             <w:rStyle w:val="Hyperlink"/>
@@ -2492,7 +2492,7 @@
       <w:r>
         <w:t xml:space="preserve"> </w:t>
       </w:r>
-      <w:hyperlink r:id="rId97">
+      <w:hyperlink r:id="rId86">
         <w:r>
           <w:rPr>
             <w:rStyle w:val="Hyperlink"/>
@@ -2501,9 +2501,9 @@
         </w:r>
       </w:hyperlink>
     </w:p>
-    <w:bookmarkEnd w:id="98"/>
-    <w:bookmarkEnd w:id="99"/>
-    <w:bookmarkStart w:id="104" w:name="week-14-epistemic-landscapes"/>
+    <w:bookmarkEnd w:id="87"/>
+    <w:bookmarkEnd w:id="88"/>
+    <w:bookmarkStart w:id="93" w:name="week-14-epistemic-landscapes"/>
     <w:p>
       <w:pPr>
         <w:pStyle w:val="Heading2"/>
@@ -2512,7 +2512,7 @@
         <w:t xml:space="preserve">Week 14: Epistemic Landscapes</w:t>
       </w:r>
     </w:p>
-    <w:bookmarkStart w:id="101" w:name="monday-april-13"/>
+    <w:bookmarkStart w:id="90" w:name="monday-april-13"/>
     <w:p>
       <w:pPr>
         <w:pStyle w:val="Heading3"/>
@@ -2582,7 +2582,7 @@
       <w:r>
         <w:t xml:space="preserve"> </w:t>
       </w:r>
-      <w:hyperlink r:id="rId100">
+      <w:hyperlink r:id="rId89">
         <w:r>
           <w:rPr>
             <w:rStyle w:val="Hyperlink"/>
@@ -2591,8 +2591,8 @@
         </w:r>
       </w:hyperlink>
     </w:p>
-    <w:bookmarkEnd w:id="101"/>
-    <w:bookmarkStart w:id="103" w:name="wednesday-april-15"/>
+    <w:bookmarkEnd w:id="90"/>
+    <w:bookmarkStart w:id="92" w:name="wednesday-april-15"/>
     <w:p>
       <w:pPr>
         <w:pStyle w:val="Heading3"/>
@@ -2662,7 +2662,7 @@
       <w:r>
         <w:t xml:space="preserve"> </w:t>
       </w:r>
-      <w:hyperlink r:id="rId102">
+      <w:hyperlink r:id="rId91">
         <w:r>
           <w:rPr>
             <w:rStyle w:val="Hyperlink"/>
@@ -2714,10 +2714,10 @@
         <w:br w:type="page"/>
       </w:r>
     </w:p>
-    <w:bookmarkEnd w:id="103"/>
-    <w:bookmarkEnd w:id="104"/>
-    <w:bookmarkEnd w:id="105"/>
-    <w:bookmarkStart w:id="108" w:name="plagiarism"/>
+    <w:bookmarkEnd w:id="92"/>
+    <w:bookmarkEnd w:id="93"/>
+    <w:bookmarkEnd w:id="94"/>
+    <w:bookmarkStart w:id="97" w:name="plagiarism"/>
     <w:p>
       <w:pPr>
         <w:pStyle w:val="Heading1"/>
@@ -2736,7 +2736,7 @@
       <w:r>
         <w:t xml:space="preserve"> </w:t>
       </w:r>
-      <w:hyperlink r:id="rId106">
+      <w:hyperlink r:id="rId95">
         <w:r>
           <w:rPr>
             <w:rStyle w:val="Hyperlink"/>
@@ -2766,7 +2766,7 @@
       <w:r>
         <w:t xml:space="preserve"> </w:t>
       </w:r>
-      <w:hyperlink r:id="rId107">
+      <w:hyperlink r:id="rId96">
         <w:r>
           <w:rPr>
             <w:rStyle w:val="Hyperlink"/>
@@ -2778,8 +2778,8 @@
         <w:t xml:space="preserve">. Violations of these policies will be reported to the Office of the Assistant Dean for Student Academic Affairs, and sanctioned with a course grade of F.</w:t>
       </w:r>
     </w:p>
-    <w:bookmarkEnd w:id="108"/>
-    <w:bookmarkStart w:id="110" w:name="disability"/>
+    <w:bookmarkEnd w:id="97"/>
+    <w:bookmarkStart w:id="99" w:name="disability"/>
     <w:p>
       <w:pPr>
         <w:pStyle w:val="Heading1"/>
@@ -2814,7 +2814,7 @@
       <w:r>
         <w:t xml:space="preserve"> </w:t>
       </w:r>
-      <w:hyperlink r:id="rId109">
+      <w:hyperlink r:id="rId98">
         <w:r>
           <w:rPr>
             <w:rStyle w:val="Hyperlink"/>
@@ -2826,7 +2826,7 @@
         <w:t xml:space="preserve">.</w:t>
       </w:r>
     </w:p>
-    <w:bookmarkEnd w:id="110"/>
+    <w:bookmarkEnd w:id="99"/>
     <w:sectPr>
       <w:footnotePr>
         <w:numRestart w:val="eachSect"/>
@@ -3202,10 +3202,10 @@
   <w:docDefaults>
     <w:rPrDefault>
       <w:rPr>
-        <w:rFonts w:asciiTheme="minorHAnsi" w:cstheme="minorBidi" w:eastAsiaTheme="minorHAnsi" w:hAnsiTheme="minorHAnsi"/>
+        <w:rFonts w:asciiTheme="minorHAnsi" w:cstheme="minorBidi" w:eastAsiaTheme="minorEastAsia" w:hAnsiTheme="minorHAnsi"/>
         <w:sz w:val="24"/>
         <w:szCs w:val="24"/>
-        <w:lang w:bidi="ar-SA" w:eastAsia="en-US" w:val="en-US"/>
+        <w:lang w:bidi="ar-SA" w:eastAsia="zh-CN" w:val="en-US"/>
       </w:rPr>
     </w:rPrDefault>
     <w:pPrDefault>
@@ -3746,13 +3746,6 @@
       </w:tblCellMar>
     </w:tblPr>
     <w:tblStylePr w:type="firstRow">
-      <w:tblPr>
-        <w:jc w:val="left"/>
-        <w:tblInd w:type="dxa" w:w="0"/>
-      </w:tblPr>
-      <w:trPr>
-        <w:jc w:val="left"/>
-      </w:trPr>
       <w:tcPr>
         <w:tcBorders>
           <w:bottom w:val="single"/>
